--- a/docs/Business case.docx
+++ b/docs/Business case.docx
@@ -419,6 +419,7 @@
         <w:rPr>
           <w:sz w:val="24"/>
           <w:szCs w:val="24"/>
+          <w:highlight w:val="yellow"/>
         </w:rPr>
       </w:pPr>
       <w:r>
@@ -427,6 +428,7 @@
           <w:bCs w:val="1"/>
           <w:sz w:val="24"/>
           <w:szCs w:val="24"/>
+          <w:highlight w:val="yellow"/>
         </w:rPr>
         <w:t>Employee</w:t>
       </w:r>
@@ -434,6 +436,7 @@
         <w:rPr>
           <w:sz w:val="24"/>
           <w:szCs w:val="24"/>
+          <w:highlight w:val="yellow"/>
         </w:rPr>
         <w:t>: Store information of all employees</w:t>
       </w:r>
@@ -453,6 +456,7 @@
         <w:rPr>
           <w:sz w:val="24"/>
           <w:szCs w:val="24"/>
+          <w:highlight w:val="yellow"/>
         </w:rPr>
       </w:pPr>
       <w:r>
@@ -461,6 +465,7 @@
           <w:bCs w:val="1"/>
           <w:sz w:val="24"/>
           <w:szCs w:val="24"/>
+          <w:highlight w:val="yellow"/>
         </w:rPr>
         <w:t>Customer</w:t>
       </w:r>
@@ -468,6 +473,7 @@
         <w:rPr>
           <w:sz w:val="24"/>
           <w:szCs w:val="24"/>
+          <w:highlight w:val="yellow"/>
         </w:rPr>
         <w:t>: We need to keep track of all the customers we have around the world.</w:t>
       </w:r>
@@ -487,6 +493,7 @@
         <w:rPr>
           <w:sz w:val="24"/>
           <w:szCs w:val="24"/>
+          <w:highlight w:val="yellow"/>
         </w:rPr>
       </w:pPr>
       <w:r>
@@ -495,6 +502,7 @@
           <w:bCs w:val="1"/>
           <w:sz w:val="24"/>
           <w:szCs w:val="24"/>
+          <w:highlight w:val="yellow"/>
         </w:rPr>
         <w:t>Orden</w:t>
       </w:r>
@@ -502,8 +510,25 @@
         <w:rPr>
           <w:sz w:val="24"/>
           <w:szCs w:val="24"/>
-        </w:rPr>
-        <w:t>: This table will contain general information about each sale.</w:t>
+          <w:highlight w:val="yellow"/>
+        </w:rPr>
+        <w:t xml:space="preserve">: This table will </w:t>
+      </w:r>
+      <w:r>
+        <w:rPr>
+          <w:sz w:val="24"/>
+          <w:szCs w:val="24"/>
+          <w:highlight w:val="yellow"/>
+        </w:rPr>
+        <w:t>contain</w:t>
+      </w:r>
+      <w:r>
+        <w:rPr>
+          <w:sz w:val="24"/>
+          <w:szCs w:val="24"/>
+          <w:highlight w:val="yellow"/>
+        </w:rPr>
+        <w:t xml:space="preserve"> general information about each sale.</w:t>
       </w:r>
     </w:p>
     <w:p>
@@ -521,6 +546,7 @@
         <w:rPr>
           <w:sz w:val="24"/>
           <w:szCs w:val="24"/>
+          <w:highlight w:val="yellow"/>
         </w:rPr>
       </w:pPr>
       <w:r>
@@ -529,6 +555,7 @@
           <w:bCs w:val="1"/>
           <w:sz w:val="24"/>
           <w:szCs w:val="24"/>
+          <w:highlight w:val="yellow"/>
         </w:rPr>
         <w:t>Orden Detail</w:t>
       </w:r>
@@ -536,6 +563,7 @@
         <w:rPr>
           <w:sz w:val="24"/>
           <w:szCs w:val="24"/>
+          <w:highlight w:val="yellow"/>
         </w:rPr>
         <w:t xml:space="preserve">: This table will </w:t>
       </w:r>
@@ -543,6 +571,7 @@
         <w:rPr>
           <w:sz w:val="24"/>
           <w:szCs w:val="24"/>
+          <w:highlight w:val="yellow"/>
         </w:rPr>
         <w:t>contain</w:t>
       </w:r>
@@ -550,6 +579,7 @@
         <w:rPr>
           <w:sz w:val="24"/>
           <w:szCs w:val="24"/>
+          <w:highlight w:val="yellow"/>
         </w:rPr>
         <w:t xml:space="preserve"> the atomic detail of each Orden created.</w:t>
       </w:r>
@@ -569,17 +599,21 @@
         <w:rPr>
           <w:sz w:val="24"/>
           <w:szCs w:val="24"/>
+          <w:highlight w:val="yellow"/>
         </w:rPr>
       </w:pPr>
       <w:r>
         <w:rPr>
           <w:b w:val="1"/>
           <w:bCs w:val="1"/>
+          <w:highlight w:val="yellow"/>
         </w:rPr>
         <w:t>Country</w:t>
       </w:r>
       <w:r>
-        <w:rPr/>
+        <w:rPr>
+          <w:highlight w:val="yellow"/>
+        </w:rPr>
         <w:t>: Here we can store new countries information.</w:t>
       </w:r>
     </w:p>
@@ -598,18 +632,34 @@
         <w:rPr>
           <w:sz w:val="24"/>
           <w:szCs w:val="24"/>
+          <w:highlight w:val="yellow"/>
         </w:rPr>
       </w:pPr>
       <w:r>
         <w:rPr>
           <w:b w:val="1"/>
           <w:bCs w:val="1"/>
+          <w:highlight w:val="yellow"/>
         </w:rPr>
         <w:t>Promotions</w:t>
       </w:r>
       <w:r>
-        <w:rPr/>
-        <w:t>: Here we can store new promotions information by country. (Maybe we need another table to control de detail of the offer based on each country)</w:t>
+        <w:rPr>
+          <w:highlight w:val="yellow"/>
+        </w:rPr>
+        <w:t>: Here we can store new promotions information by country. (</w:t>
+      </w:r>
+      <w:r>
+        <w:rPr>
+          <w:highlight w:val="yellow"/>
+        </w:rPr>
+        <w:t>Maybe we</w:t>
+      </w:r>
+      <w:r>
+        <w:rPr>
+          <w:highlight w:val="yellow"/>
+        </w:rPr>
+        <w:t xml:space="preserve"> need another table to control de detail of the offer based on each country)</w:t>
       </w:r>
     </w:p>
     <w:p>
@@ -627,17 +677,21 @@
         <w:rPr>
           <w:sz w:val="24"/>
           <w:szCs w:val="24"/>
+          <w:highlight w:val="yellow"/>
         </w:rPr>
       </w:pPr>
       <w:r>
         <w:rPr>
           <w:b w:val="1"/>
           <w:bCs w:val="1"/>
+          <w:highlight w:val="yellow"/>
         </w:rPr>
         <w:t>Exchange Rate</w:t>
       </w:r>
       <w:r>
-        <w:rPr/>
+        <w:rPr>
+          <w:highlight w:val="yellow"/>
+        </w:rPr>
         <w:t>: Here we can control the rate of exchange by converting from any country to CAD.</w:t>
       </w:r>
     </w:p>
